--- a/docs/fork/evidence/c9/flash/helios_master_agreement/Helios-Master-SaaS-Services-Agreement (redlined).docx
+++ b/docs/fork/evidence/c9/flash/helios_master_agreement/Helios-Master-SaaS-Services-Agreement (redlined).docx
@@ -38,28 +38,28 @@
     </w:p>
     <w:p>
       <w:r>
-        <w:t xml:space="preserve">The Customer shall pay the fees set out in each Order Form. Undisputed invoices are payable within thirty (30) days of the invoice date, and the Customer may withhold any amount it disputes in good faith pending resolution. The Provider may increase the fees for any renewal term, </w:t>
+        <w:t xml:space="preserve">The Customer shall pay the fees set out in each Order Form. Undisputed invoices are payable within thirty (30) days of the invoice date, and the Customer may withhold any amount it disputes in good faith pending resolution. The Provider may increase the fees for any renewal term, and may also increase the fees </w:t>
       </w:r>
-      <w:commentRangeStart w:id="8"/>
-      <w:del w:id="14" w:author="LQ.AI Commercial counsel" w:date="2026-06-22T15:26:26Z" w16du:dateUtc="2026-06-22T15:26:26Z">
+      <w:commentRangeStart w:id="10"/>
+      <w:del w:id="18" w:author="LQ.AI Commercial counsel" w:date="2026-06-24T09:37:11Z" w16du:dateUtc="2026-06-24T09:37:11Z">
         <w:r>
-          <w:delText>and may also increase the fees during a term at any time in its sole discretion on thirty (30) days notice.</w:delText>
+          <w:delText>during a term at any time in its sole discretion on thirty (30) days notice</w:delText>
         </w:r>
       </w:del>
-      <w:ins w:id="15" w:author="LQ.AI Commercial counsel" w:date="2026-06-22T15:26:26Z" w16du:dateUtc="2026-06-22T15:26:26Z">
+      <w:ins w:id="19" w:author="LQ.AI Commercial counsel" w:date="2026-06-24T09:37:11Z" w16du:dateUtc="2026-06-24T09:37:11Z">
         <w:r>
-          <w:t>but may not increase fees during the then-current term.</w:t>
+          <w:t>for a renewal term on not less than thirty (30) days notice prior to the start of that renewal term</w:t>
         </w:r>
       </w:ins>
-      <w:commentRangeEnd w:id="8"/>
+      <w:commentRangeEnd w:id="10"/>
       <w:r>
         <w:rPr>
           <w:rStyle w:val="CommentReference"/>
         </w:rPr>
-        <w:commentReference w:id="8"/>
+        <w:commentReference w:id="10"/>
       </w:r>
       <w:r>
-        <w:t xml:space="preserve"> Fees are exclusive of taxes, which the Customer is responsible for other than taxes on the Provider's income.</w:t>
+        <w:t>. Fees are exclusive of taxes, which the Customer is responsible for other than taxes on the Provider's income.</w:t>
       </w:r>
     </w:p>
     <w:p>
@@ -74,18 +74,18 @@
       <w:r>
         <w:t xml:space="preserve">The Provider warrants that the Services will perform materially in accordance with the applicable documentation during the term, and that it will provide the professional services in a professional and workmanlike manner. If the Services do not conform, the Provider will use reasonable efforts to correct the non-conformity, and if it cannot do so within thirty (30) days the Customer may terminate the affected Order Form and receive a refund of prepaid, unused fees. EXCEPT FOR THE EXPRESS WARRANTIES IN THIS SECTION, THE SERVICES AND DELIVERABLES ARE PROVIDED AS IS AND THE PROVIDER DISCLAIMS ALL OTHER WARRANTIES, INCLUDING THE IMPLIED WARRANTIES OF MERCHANTABILITY, FITNESS FOR A PARTICULAR PURPOSE, </w:t>
       </w:r>
-      <w:commentRangeStart w:id="7"/>
-      <w:del w:id="13" w:author="LQ.AI Commercial counsel" w:date="2026-06-22T15:26:26Z" w16du:dateUtc="2026-06-22T15:26:26Z">
+      <w:commentRangeStart w:id="9"/>
+      <w:del w:id="17" w:author="LQ.AI Commercial counsel" w:date="2026-06-24T09:37:11Z" w16du:dateUtc="2026-06-24T09:37:11Z">
         <w:r>
           <w:delText xml:space="preserve">NON-INFRINGEMENT, </w:delText>
         </w:r>
       </w:del>
-      <w:commentRangeEnd w:id="7"/>
+      <w:commentRangeEnd w:id="9"/>
       <w:r>
         <w:rPr>
           <w:rStyle w:val="CommentReference"/>
         </w:rPr>
-        <w:commentReference w:id="7"/>
+        <w:commentReference w:id="9"/>
       </w:r>
       <w:r>
         <w:t>AND ANY WARRANTY THAT THE SERVICES WILL BE UNINTERRUPTED OR ERROR-FREE.</w:t>
@@ -101,28 +101,49 @@
     </w:p>
     <w:p>
       <w:r>
-        <w:t xml:space="preserve">As between the parties, each party retains all right, title and interest in and to its own background intellectual property, being intellectual property owned or developed independently of this Agreement. The Provider retains all right, title and interest in the Services and its platform. All right, title and interest in the Deliverables, and in any configurations and customisations developed under a Statement of </w:t>
+        <w:t xml:space="preserve">As between the parties, each party retains all right, title and interest in and to its own background intellectual property, being intellectual property owned or developed independently of this Agreement. The Provider retains all right, title and interest in the Services and its platform. All right, title and interest in the </w:t>
       </w:r>
-      <w:commentRangeStart w:id="6"/>
-      <w:del w:id="11" w:author="LQ.AI Commercial counsel" w:date="2026-06-22T15:26:26Z" w16du:dateUtc="2026-06-22T15:26:26Z">
+      <w:commentRangeStart w:id="8"/>
+      <w:del w:id="15" w:author="LQ.AI Commercial counsel" w:date="2026-06-24T09:37:11Z" w16du:dateUtc="2026-06-24T09:37:11Z">
         <w:r>
-          <w:delText>Work, shall vest exclusively in the Provider on creation, and the Customer receives only a non-exclusive licence to use them for its internal business purposes.</w:delText>
+          <w:delText>Deliverables, and in any configurations and customisations developed under a Statement of Work,</w:delText>
         </w:r>
       </w:del>
-      <w:ins w:id="12" w:author="LQ.AI Commercial counsel" w:date="2026-06-22T15:26:26Z" w16du:dateUtc="2026-06-22T15:26:26Z">
+      <w:ins w:id="16" w:author="LQ.AI Commercial counsel" w:date="2026-06-24T09:37:11Z" w16du:dateUtc="2026-06-24T09:37:11Z">
         <w:r>
-          <w:t>Work specifically for the Customer, shall vest exclusively in the Customer on creation. The Customer grants the Provider a non-exclusive, royalty-free, fully paid-up licence to use such Deliverables, configurations and customisations to provide the Services to the Customer under this Agreement.</w:t>
+          <w:t>Deliverables shall vest in the Customer. The configurations and customisations developed under a Statement of Work</w:t>
         </w:r>
       </w:ins>
-      <w:commentRangeEnd w:id="6"/>
+      <w:commentRangeEnd w:id="8"/>
       <w:r>
         <w:rPr>
           <w:rStyle w:val="CommentReference"/>
         </w:rPr>
-        <w:commentReference w:id="6"/>
+        <w:commentReference w:id="8"/>
       </w:r>
       <w:r>
-        <w:t xml:space="preserve"> Each party may use any general skills, know-how and feedback arising from the engagement.</w:t>
+        <w:t xml:space="preserve"> shall vest exclusively in the Provider on creation, and the </w:t>
+      </w:r>
+      <w:commentRangeStart w:id="7"/>
+      <w:del w:id="13" w:author="LQ.AI Commercial counsel" w:date="2026-06-24T09:37:11Z" w16du:dateUtc="2026-06-24T09:37:11Z">
+        <w:r>
+          <w:delText>Customer receives only a non-exclusive licence to use them</w:delText>
+        </w:r>
+      </w:del>
+      <w:ins w:id="14" w:author="LQ.AI Commercial counsel" w:date="2026-06-24T09:37:11Z" w16du:dateUtc="2026-06-24T09:37:11Z">
+        <w:r>
+          <w:t>Provider grants the Customer a perpetual, irrevocable, fully paid-up, worldwide, non-exclusive licence to use the configurations and customisations</w:t>
+        </w:r>
+      </w:ins>
+      <w:commentRangeEnd w:id="7"/>
+      <w:r>
+        <w:rPr>
+          <w:rStyle w:val="CommentReference"/>
+        </w:rPr>
+        <w:commentReference w:id="7"/>
+      </w:r>
+      <w:r>
+        <w:t xml:space="preserve"> for its internal business purposes. Each party may use any general skills, know-how and feedback arising from the engagement.</w:t>
       </w:r>
     </w:p>
     <w:p>
@@ -135,17 +156,38 @@
     </w:p>
     <w:p>
       <w:r>
-        <w:t xml:space="preserve">The Provider shall defend the Customer against any third-party claim that the Services as provided infringe a patent, copyright or trade secret of that third party, and shall indemnify the Customer against damages finally awarded. The Customer shall indemnify, defend and hold harmless the Provider against any </w:t>
+        <w:t xml:space="preserve">The Provider shall defend the Customer against any third-party claim that the Services as provided infringe a patent, copyright or trade secret of that third party, and shall indemnify the Customer against damages finally awarded. The Customer shall indemnify, defend and hold harmless the Provider against any and all claims, losses and expenses </w:t>
+      </w:r>
+      <w:commentRangeStart w:id="6"/>
+      <w:del w:id="11" w:author="LQ.AI Commercial counsel" w:date="2026-06-24T09:37:11Z" w16du:dateUtc="2026-06-24T09:37:11Z">
+        <w:r>
+          <w:delText>arising from or in connection with the Customer's</w:delText>
+        </w:r>
+      </w:del>
+      <w:ins w:id="12" w:author="LQ.AI Commercial counsel" w:date="2026-06-24T09:37:11Z" w16du:dateUtc="2026-06-24T09:37:11Z">
+        <w:r>
+          <w:t>to the extent arising from the Customer's breach of this Agreement or violation of applicable law in its</w:t>
+        </w:r>
+      </w:ins>
+      <w:commentRangeEnd w:id="6"/>
+      <w:r>
+        <w:rPr>
+          <w:rStyle w:val="CommentReference"/>
+        </w:rPr>
+        <w:commentReference w:id="6"/>
+      </w:r>
+      <w:r>
+        <w:t xml:space="preserve"> use of the Services. The party seeking indemnity shall give the indemnifying party prompt written notice of the claim, shall permit the indemnifying party to control the defence and settlement of the claim, and shall provide reasonable cooperation at the indemnifying party's expense; provided that the indemnifying party may </w:t>
       </w:r>
       <w:commentRangeStart w:id="5"/>
-      <w:del w:id="9" w:author="LQ.AI Commercial counsel" w:date="2026-06-22T15:26:26Z" w16du:dateUtc="2026-06-22T15:26:26Z">
+      <w:del w:id="9" w:author="LQ.AI Commercial counsel" w:date="2026-06-24T09:37:11Z" w16du:dateUtc="2026-06-24T09:37:11Z">
         <w:r>
-          <w:delText>and all claims, losses and expenses arising from or in connection with the Customer's</w:delText>
+          <w:delText>settle any claim in its sole discretion.</w:delText>
         </w:r>
       </w:del>
-      <w:ins w:id="10" w:author="LQ.AI Commercial counsel" w:date="2026-06-22T15:26:26Z" w16du:dateUtc="2026-06-22T15:26:26Z">
+      <w:ins w:id="10" w:author="LQ.AI Commercial counsel" w:date="2026-06-24T09:37:11Z" w16du:dateUtc="2026-06-24T09:37:11Z">
         <w:r>
-          <w:t>third-party claim arising from the Customer's breach of this Agreement or the Customer's unlawful</w:t>
+          <w:t>not settle any claim in a manner that imposes any liability, admission of fault, or restriction on the other party without that party's prior written consent.</w:t>
         </w:r>
       </w:ins>
       <w:commentRangeEnd w:id="5"/>
@@ -154,30 +196,6 @@
           <w:rStyle w:val="CommentReference"/>
         </w:rPr>
         <w:commentReference w:id="5"/>
-      </w:r>
-      <w:r>
-        <w:t xml:space="preserve"> use of the Services. The party seeking indemnity shall give the indemnifying party prompt written notice of the claim, shall permit the indemnifying party to control the defence and settlement of the claim, and shall provide reasonable cooperation at the indemnifying party's expense; provided that the indemnifying party may </w:t>
-      </w:r>
-      <w:commentRangeStart w:id="4"/>
-      <w:del w:id="7" w:author="LQ.AI Commercial counsel" w:date="2026-06-22T15:26:26Z" w16du:dateUtc="2026-06-22T15:26:26Z">
-        <w:r>
-          <w:delText>settle any claim in its sole discretion</w:delText>
-        </w:r>
-      </w:del>
-      <w:ins w:id="8" w:author="LQ.AI Commercial counsel" w:date="2026-06-22T15:26:26Z" w16du:dateUtc="2026-06-22T15:26:26Z">
-        <w:r>
-          <w:t>not settle any claim without the indemnified party's prior written consent if the settlement involves an admission of liability, injunctive or other equitable relief, or any obligation on the indemnified party other than the payment of money</w:t>
-        </w:r>
-      </w:ins>
-      <w:commentRangeEnd w:id="4"/>
-      <w:r>
-        <w:rPr>
-          <w:rStyle w:val="CommentReference"/>
-        </w:rPr>
-        <w:commentReference w:id="4"/>
-      </w:r>
-      <w:r>
-        <w:t>.</w:t>
       </w:r>
     </w:p>
     <w:p>
@@ -190,15 +208,36 @@
     </w:p>
     <w:p>
       <w:r>
-        <w:t xml:space="preserve">Except for the excluded matters described below, neither party shall be liable for any indirect, incidental, special, consequential or punitive damages, or for any loss of profits, revenue, goodwill or anticipated savings, arising out of or in connection with this Agreement, even if advised of the possibility of such damages. Except for the excluded matters described below, each party's total aggregate liability arising out of or in connection with this Agreement shall not exceed the total fees paid or payable by the Customer under the applicable Order Form in the </w:t>
+        <w:t xml:space="preserve">Except for the excluded matters described below, neither party shall be liable for any indirect, incidental, special, consequential or punitive damages, or for any loss of profits, revenue, goodwill or anticipated savings, arising out of or in connection with this Agreement, even if advised of the possibility of such </w:t>
+      </w:r>
+      <w:commentRangeStart w:id="4"/>
+      <w:del w:id="7" w:author="LQ.AI Commercial counsel" w:date="2026-06-24T09:37:11Z" w16du:dateUtc="2026-06-24T09:37:11Z">
+        <w:r>
+          <w:delText>damages.</w:delText>
+        </w:r>
+      </w:del>
+      <w:ins w:id="8" w:author="LQ.AI Commercial counsel" w:date="2026-06-24T09:37:11Z" w16du:dateUtc="2026-06-24T09:37:11Z">
+        <w:r>
+          <w:t>damages; provided that loss of Customer Data shall be deemed direct damages and not subject to this exclusion.</w:t>
+        </w:r>
+      </w:ins>
+      <w:commentRangeEnd w:id="4"/>
+      <w:r>
+        <w:rPr>
+          <w:rStyle w:val="CommentReference"/>
+        </w:rPr>
+        <w:commentReference w:id="4"/>
+      </w:r>
+      <w:r>
+        <w:t xml:space="preserve"> Except for the excluded matters described below, each party's total aggregate liability arising out of or in connection with this Agreement shall not exceed the total fees paid or payable by the Customer under the applicable Order Form in the </w:t>
       </w:r>
       <w:commentRangeStart w:id="3"/>
-      <w:del w:id="5" w:author="LQ.AI Commercial counsel" w:date="2026-06-22T15:26:26Z" w16du:dateUtc="2026-06-22T15:26:26Z">
+      <w:del w:id="5" w:author="LQ.AI Commercial counsel" w:date="2026-06-24T09:37:11Z" w16du:dateUtc="2026-06-24T09:37:11Z">
         <w:r>
           <w:delText>six (6)</w:delText>
         </w:r>
       </w:del>
-      <w:ins w:id="6" w:author="LQ.AI Commercial counsel" w:date="2026-06-22T15:26:26Z" w16du:dateUtc="2026-06-22T15:26:26Z">
+      <w:ins w:id="6" w:author="LQ.AI Commercial counsel" w:date="2026-06-24T09:37:11Z" w16du:dateUtc="2026-06-24T09:37:11Z">
         <w:r>
           <w:t>twelve (12)</w:t>
         </w:r>
@@ -211,17 +250,17 @@
         <w:commentReference w:id="3"/>
       </w:r>
       <w:r>
-        <w:t xml:space="preserve"> months preceding the event giving rise to the claim. The excluded matters, to which no limitation or exclusion in this section applies, </w:t>
+        <w:t xml:space="preserve"> months preceding the event giving rise to the claim. The excluded matters, to which no limitation or exclusion in this section applies, are </w:t>
       </w:r>
       <w:commentRangeStart w:id="2"/>
-      <w:del w:id="3" w:author="LQ.AI Commercial counsel" w:date="2026-06-22T15:26:26Z" w16du:dateUtc="2026-06-22T15:26:26Z">
+      <w:del w:id="3" w:author="LQ.AI Commercial counsel" w:date="2026-06-24T09:37:11Z" w16du:dateUtc="2026-06-24T09:37:11Z">
         <w:r>
-          <w:delText>are liability for death or personal injury caused by negligence and liability for fraud or fraudulent misrepresentation.</w:delText>
+          <w:delText>liability for death or personal injury caused by negligence and liability for fraud or fraudulent misrepresentation.</w:delText>
         </w:r>
       </w:del>
-      <w:ins w:id="4" w:author="LQ.AI Commercial counsel" w:date="2026-06-22T15:26:26Z" w16du:dateUtc="2026-06-22T15:26:26Z">
+      <w:ins w:id="4" w:author="LQ.AI Commercial counsel" w:date="2026-06-24T09:37:11Z" w16du:dateUtc="2026-06-24T09:37:11Z">
         <w:r>
-          <w:t>are: (a) liability for death or personal injury caused by negligence; (b) liability for fraud or fraudulent misrepresentation; (c) liability arising from a breach of confidentiality obligations under this Agreement; (d) liability arising from a breach of data protection obligations; (e) liability for infringement of intellectual property rights; and (f) any loss of or corruption of Customer Data, which shall be deemed direct damages.</w:t>
+          <w:t>(a) liability for death or personal injury caused by negligence, (b) liability for fraud or fraudulent misrepresentation, (c) liability for breach of confidentiality, (d) liability for breach of data protection obligations, and (e) liability for infringement of the other party's intellectual property rights.</w:t>
         </w:r>
       </w:ins>
       <w:commentRangeEnd w:id="2"/>
@@ -235,14 +274,14 @@
         <w:t xml:space="preserve"> No claim may be brought under this Agreement more than </w:t>
       </w:r>
       <w:commentRangeStart w:id="1"/>
-      <w:del w:id="1" w:author="LQ.AI Commercial counsel" w:date="2026-06-22T15:26:26Z" w16du:dateUtc="2026-06-22T15:26:26Z">
+      <w:del w:id="1" w:author="LQ.AI Commercial counsel" w:date="2026-06-24T09:37:11Z" w16du:dateUtc="2026-06-24T09:37:11Z">
         <w:r>
-          <w:delText>six (6) months</w:delText>
+          <w:delText>six (6)</w:delText>
         </w:r>
       </w:del>
-      <w:ins w:id="2" w:author="LQ.AI Commercial counsel" w:date="2026-06-22T15:26:26Z" w16du:dateUtc="2026-06-22T15:26:26Z">
+      <w:ins w:id="2" w:author="LQ.AI Commercial counsel" w:date="2026-06-24T09:37:11Z" w16du:dateUtc="2026-06-24T09:37:11Z">
         <w:r>
-          <w:t>two (2) years</w:t>
+          <w:t>twelve (12)</w:t>
         </w:r>
       </w:ins>
       <w:commentRangeEnd w:id="1"/>
@@ -253,7 +292,7 @@
         <w:commentReference w:id="1"/>
       </w:r>
       <w:r>
-        <w:t xml:space="preserve"> after the date on which the cause of action first arose.</w:t>
+        <w:t xml:space="preserve"> months after the date on which the cause of action first arose.</w:t>
       </w:r>
     </w:p>
     <w:p>
@@ -294,7 +333,7 @@
 
 <file path=word/comments1.xml><?xml version="1.0" encoding="utf-8"?>
 <w:comments xmlns:w="http://schemas.openxmlformats.org/wordprocessingml/2006/main" xmlns:w14="http://schemas.microsoft.com/office/word/2010/wordml" xmlns:w15="http://schemas.microsoft.com/office/word/2012/wordml" xmlns:w16cid="http://schemas.microsoft.com/office/word/2016/wordml/cid" xmlns:w16cex="http://schemas.microsoft.com/office/word/2018/wordml/cex" xmlns:mc="http://schemas.openxmlformats.org/markup-compatibility/2006" mc:Ignorable="w14 w15 w16cid w16cex">
-  <w:comment w:id="1" w:author="LQ.AI Commercial counsel" w:date="2026-06-22T15:26:26Z" w:initials="LCC">
+  <w:comment w:id="1" w:author="LQ.AI Commercial counsel" w:date="2026-06-24T09:37:11Z" w:initials="LCC">
     <w:p>
       <w:pPr>
         <w:pStyle w:val="CommentText"/>
@@ -306,11 +345,11 @@
         <w:annotationRef/>
       </w:r>
       <w:r>
-        <w:t>A six-month contractual time-bar is unusually short and may be unenforceable in some jurisdictions. A two-year period aligns with the typical statute of limitations for contract claims and provides a fair window to identify and pursue claims.</w:t>
+        <w:t>A six-month contractual limitation period is unusually restrictive and may be unenforceable; twelve months is more balanced.</w:t>
       </w:r>
     </w:p>
   </w:comment>
-  <w:comment w:id="2" w:author="LQ.AI Commercial counsel" w:date="2026-06-22T15:26:26Z" w:initials="LCC">
+  <w:comment w:id="2" w:author="LQ.AI Commercial counsel" w:date="2026-06-24T09:37:11Z" w:initials="LCC">
     <w:p>
       <w:pPr>
         <w:pStyle w:val="CommentText"/>
@@ -322,11 +361,11 @@
         <w:annotationRef/>
       </w:r>
       <w:r>
-        <w:t>The most significant risks the Customer faces — confidentiality breaches, data loss, and IP infringement — should not be subject to the liability cap or excluded from recoverable damages. This is market-standard treatment for these high-risk heads of loss.</w:t>
+        <w:t>Standard customer-protection carve-outs — confidentiality, data protection, and IP infringement are high-risk areas where a fee-based cap is inadequate.</w:t>
       </w:r>
     </w:p>
   </w:comment>
-  <w:comment w:id="3" w:author="LQ.AI Commercial counsel" w:date="2026-06-22T15:26:26Z" w:initials="LCC">
+  <w:comment w:id="3" w:author="LQ.AI Commercial counsel" w:date="2026-06-24T09:37:11Z" w:initials="LCC">
     <w:p>
       <w:pPr>
         <w:pStyle w:val="CommentText"/>
@@ -338,11 +377,11 @@
         <w:annotationRef/>
       </w:r>
       <w:r>
-        <w:t>A six-month fee lookback is unusually short and could leave the Customer with inadequate recovery for a claim arising early in the relationship. Twelve months is the market standard for SaaS agreements.</w:t>
+        <w:t>A six-month fee lookback is unusually short; twelve months aligns with standard enterprise SaaS practice.</w:t>
       </w:r>
     </w:p>
   </w:comment>
-  <w:comment w:id="4" w:author="LQ.AI Commercial counsel" w:date="2026-06-22T15:26:26Z" w:initials="LCC">
+  <w:comment w:id="4" w:author="LQ.AI Commercial counsel" w:date="2026-06-24T09:37:11Z" w:initials="LCC">
     <w:p>
       <w:pPr>
         <w:pStyle w:val="CommentText"/>
@@ -354,11 +393,11 @@
         <w:annotationRef/>
       </w:r>
       <w:r>
-        <w:t>The indemnifying party should not have unfettered discretion to settle claims in a manner that could prejudice the indemnified party, such as by admitting liability or agreeing to injunctive relief that restricts the Customer's ongoing use of the Services.</w:t>
+        <w:t>Loss of the Customer's data is a foreseeable direct consequence of service failure and should not be categorised as indirect damage.</w:t>
       </w:r>
     </w:p>
   </w:comment>
-  <w:comment w:id="5" w:author="LQ.AI Commercial counsel" w:date="2026-06-22T15:26:26Z" w:initials="LCC">
+  <w:comment w:id="5" w:author="LQ.AI Commercial counsel" w:date="2026-06-24T09:37:11Z" w:initials="LCC">
     <w:p>
       <w:pPr>
         <w:pStyle w:val="CommentText"/>
@@ -370,11 +409,11 @@
         <w:annotationRef/>
       </w:r>
       <w:r>
-        <w:t>The current Customer indemnity is over-broad — 'any and all claims arising from or in connection with the Customer’s use of the Services' could sweep in claims unrelated to the Customer's fault. Narrowing it to breach of agreement or unlawful use is standard and defensible.</w:t>
+        <w:t>The indemnified party should have a veto over settlements that affect its own rights, reputation or obligations.</w:t>
       </w:r>
     </w:p>
   </w:comment>
-  <w:comment w:id="6" w:author="LQ.AI Commercial counsel" w:date="2026-06-22T15:26:26Z" w:initials="LCC">
+  <w:comment w:id="6" w:author="LQ.AI Commercial counsel" w:date="2026-06-24T09:37:11Z" w:initials="LCC">
     <w:p>
       <w:pPr>
         <w:pStyle w:val="CommentText"/>
@@ -386,11 +425,11 @@
         <w:annotationRef/>
       </w:r>
       <w:r>
-        <w:t>The Customer pays for the development of Deliverables and configurations under a Statement of Work and should own the work product it funds; receiving only a non-exclusive licence is not standard where the customer bears the development cost.</w:t>
+        <w:t>Customer indemnity should not cover claims caused by the Provider's own acts or omissions; limit to the Customer's own wrongful conduct.</w:t>
       </w:r>
     </w:p>
   </w:comment>
-  <w:comment w:id="7" w:author="LQ.AI Commercial counsel" w:date="2026-06-22T15:26:26Z" w:initials="LCC">
+  <w:comment w:id="7" w:author="LQ.AI Commercial counsel" w:date="2026-06-24T09:37:11Z" w:initials="LCC">
     <w:p>
       <w:pPr>
         <w:pStyle w:val="CommentText"/>
@@ -402,11 +441,11 @@
         <w:annotationRef/>
       </w:r>
       <w:r>
-        <w:t>The Provider already indemnifies the Customer against IP infringement claims under Section 5; disclaiming the non-infringement warranty is inconsistent with that indemnity. Carving it out aligns the warranty position with the contractual indemnity.</w:t>
+        <w:t>Customer's investment in configurations and customisations should be protected by a perpetual license, not one that expires with the agreement.</w:t>
       </w:r>
     </w:p>
   </w:comment>
-  <w:comment w:id="8" w:author="LQ.AI Commercial counsel" w:date="2026-06-22T15:26:26Z" w:initials="LCC">
+  <w:comment w:id="8" w:author="LQ.AI Commercial counsel" w:date="2026-06-24T09:37:11Z" w:initials="LCC">
     <w:p>
       <w:pPr>
         <w:pStyle w:val="CommentText"/>
@@ -418,7 +457,39 @@
         <w:annotationRef/>
       </w:r>
       <w:r>
-        <w:t>The Customer needs pricing certainty for the committed term; mid-term unilateral increases undermine the fixed-term bargain and are unusual in balanced SaaS agreements. A full rewrite is necessary here because removing only a substring would leave a grammatically broken sentence.</w:t>
+        <w:t>Customer pays for Deliverables and should own the custom work product created for its benefit.</w:t>
+      </w:r>
+    </w:p>
+  </w:comment>
+  <w:comment w:id="9" w:author="LQ.AI Commercial counsel" w:date="2026-06-24T09:37:11Z" w:initials="LCC">
+    <w:p>
+      <w:pPr>
+        <w:pStyle w:val="CommentText"/>
+      </w:pPr>
+      <w:r>
+        <w:rPr>
+          <w:rStyle w:val="CommentReference"/>
+        </w:rPr>
+        <w:annotationRef/>
+      </w:r>
+      <w:r>
+        <w:t>Non-infringement warranty should not be disclaimed; it is fundamental and consistent with the Provider's own IP indemnity in Section 5.</w:t>
+      </w:r>
+    </w:p>
+  </w:comment>
+  <w:comment w:id="10" w:author="LQ.AI Commercial counsel" w:date="2026-06-24T09:37:11Z" w:initials="LCC">
+    <w:p>
+      <w:pPr>
+        <w:pStyle w:val="CommentText"/>
+      </w:pPr>
+      <w:r>
+        <w:rPr>
+          <w:rStyle w:val="CommentReference"/>
+        </w:rPr>
+        <w:annotationRef/>
+      </w:r>
+      <w:r>
+        <w:t>Pricing must be fixed for the then-current term; mid-term unilateral increases are market-unfair and should be removed.</w:t>
       </w:r>
     </w:p>
   </w:comment>
@@ -427,40 +498,46 @@
 
 <file path=word/commentsExtended1.xml><?xml version="1.0" encoding="utf-8"?>
 <w15:commentsEx xmlns:w15="http://schemas.microsoft.com/office/word/2012/wordml">
-  <w15:commentEx w15:paraId="9FF5119E" w15:done="0"/>
-  <w15:commentEx w15:paraId="9678BBE9" w15:done="0"/>
-  <w15:commentEx w15:paraId="FE4D8BE2" w15:done="0"/>
-  <w15:commentEx w15:paraId="659997E3" w15:done="0"/>
-  <w15:commentEx w15:paraId="BE406ABB" w15:done="0"/>
-  <w15:commentEx w15:paraId="4666E2BD" w15:done="0"/>
-  <w15:commentEx w15:paraId="128A30CE" w15:done="0"/>
-  <w15:commentEx w15:paraId="D12D5714" w15:done="0"/>
+  <w15:commentEx w15:paraId="BFAE97E3" w15:done="0"/>
+  <w15:commentEx w15:paraId="94795C18" w15:done="0"/>
+  <w15:commentEx w15:paraId="3C3690AC" w15:done="0"/>
+  <w15:commentEx w15:paraId="00CED4CB" w15:done="0"/>
+  <w15:commentEx w15:paraId="2F348325" w15:done="0"/>
+  <w15:commentEx w15:paraId="41E6462D" w15:done="0"/>
+  <w15:commentEx w15:paraId="E26290D0" w15:done="0"/>
+  <w15:commentEx w15:paraId="2A17AEDB" w15:done="0"/>
+  <w15:commentEx w15:paraId="600C6C09" w15:done="0"/>
+  <w15:commentEx w15:paraId="57FC1B1C" w15:done="0"/>
 </w15:commentsEx>
 </file>
 
 <file path=word/commentsExtensible1.xml><?xml version="1.0" encoding="utf-8"?>
 <w16cex:commentsExtensible xmlns:w16cex="http://schemas.microsoft.com/office/word/2018/wordml/cex">
-  <w16cex:commentExtensible w16cex:durableId="F15B2D22" w16cex:dateUtc="2026-06-22T15:26:26Z"/>
-  <w16cex:commentExtensible w16cex:durableId="61BC2C3C" w16cex:dateUtc="2026-06-22T15:26:26Z"/>
-  <w16cex:commentExtensible w16cex:durableId="E1C4A9D5" w16cex:dateUtc="2026-06-22T15:26:26Z"/>
-  <w16cex:commentExtensible w16cex:durableId="E87E21BF" w16cex:dateUtc="2026-06-22T15:26:26Z"/>
-  <w16cex:commentExtensible w16cex:durableId="F3DDCCE0" w16cex:dateUtc="2026-06-22T15:26:26Z"/>
-  <w16cex:commentExtensible w16cex:durableId="445B1020" w16cex:dateUtc="2026-06-22T15:26:26Z"/>
-  <w16cex:commentExtensible w16cex:durableId="D7B4FA68" w16cex:dateUtc="2026-06-22T15:26:26Z"/>
-  <w16cex:commentExtensible w16cex:durableId="3FF31BF3" w16cex:dateUtc="2026-06-22T15:26:26Z"/>
+  <w16cex:commentExtensible w16cex:durableId="63806EC6" w16cex:dateUtc="2026-06-24T09:37:11Z"/>
+  <w16cex:commentExtensible w16cex:durableId="75E8F145" w16cex:dateUtc="2026-06-24T09:37:11Z"/>
+  <w16cex:commentExtensible w16cex:durableId="37ED26FF" w16cex:dateUtc="2026-06-24T09:37:11Z"/>
+  <w16cex:commentExtensible w16cex:durableId="051413B4" w16cex:dateUtc="2026-06-24T09:37:11Z"/>
+  <w16cex:commentExtensible w16cex:durableId="A69D15D8" w16cex:dateUtc="2026-06-24T09:37:11Z"/>
+  <w16cex:commentExtensible w16cex:durableId="E1A3E95D" w16cex:dateUtc="2026-06-24T09:37:11Z"/>
+  <w16cex:commentExtensible w16cex:durableId="E200D056" w16cex:dateUtc="2026-06-24T09:37:11Z"/>
+  <w16cex:commentExtensible w16cex:durableId="053245F4" w16cex:dateUtc="2026-06-24T09:37:11Z"/>
+  <w16cex:commentExtensible w16cex:durableId="D2B3DA15" w16cex:dateUtc="2026-06-24T09:37:11Z"/>
+  <w16cex:commentExtensible w16cex:durableId="B7E536D2" w16cex:dateUtc="2026-06-24T09:37:11Z"/>
 </w16cex:commentsExtensible>
 </file>
 
 <file path=word/commentsIds1.xml><?xml version="1.0" encoding="utf-8"?>
 <w16cid:commentsIds xmlns:w16cid="http://schemas.microsoft.com/office/word/2016/wordml/cid">
-  <w16cid:commentId w16cid:paraId="9FF5119E" w16cid:durableId="F15B2D22"/>
-  <w16cid:commentId w16cid:paraId="9678BBE9" w16cid:durableId="61BC2C3C"/>
-  <w16cid:commentId w16cid:paraId="FE4D8BE2" w16cid:durableId="E1C4A9D5"/>
-  <w16cid:commentId w16cid:paraId="659997E3" w16cid:durableId="E87E21BF"/>
-  <w16cid:commentId w16cid:paraId="BE406ABB" w16cid:durableId="F3DDCCE0"/>
-  <w16cid:commentId w16cid:paraId="4666E2BD" w16cid:durableId="445B1020"/>
-  <w16cid:commentId w16cid:paraId="128A30CE" w16cid:durableId="D7B4FA68"/>
-  <w16cid:commentId w16cid:paraId="D12D5714" w16cid:durableId="3FF31BF3"/>
+  <w16cid:commentId w16cid:paraId="BFAE97E3" w16cid:durableId="63806EC6"/>
+  <w16cid:commentId w16cid:paraId="94795C18" w16cid:durableId="75E8F145"/>
+  <w16cid:commentId w16cid:paraId="3C3690AC" w16cid:durableId="37ED26FF"/>
+  <w16cid:commentId w16cid:paraId="00CED4CB" w16cid:durableId="051413B4"/>
+  <w16cid:commentId w16cid:paraId="2F348325" w16cid:durableId="A69D15D8"/>
+  <w16cid:commentId w16cid:paraId="41E6462D" w16cid:durableId="E1A3E95D"/>
+  <w16cid:commentId w16cid:paraId="E26290D0" w16cid:durableId="E200D056"/>
+  <w16cid:commentId w16cid:paraId="2A17AEDB" w16cid:durableId="053245F4"/>
+  <w16cid:commentId w16cid:paraId="600C6C09" w16cid:durableId="D2B3DA15"/>
+  <w16cid:commentId w16cid:paraId="57FC1B1C" w16cid:durableId="B7E536D2"/>
 </w16cid:commentsIds>
 </file>
 

--- a/docs/fork/evidence/c9/flash/helios_master_agreement/Helios-Master-SaaS-Services-Agreement (redlined).docx
+++ b/docs/fork/evidence/c9/flash/helios_master_agreement/Helios-Master-SaaS-Services-Agreement (redlined).docx
@@ -38,25 +38,25 @@
     </w:p>
     <w:p>
       <w:r>
-        <w:t xml:space="preserve">The Customer shall pay the fees set out in each Order Form. Undisputed invoices are payable within thirty (30) days of the invoice date, and the Customer may withhold any amount it disputes in good faith pending resolution. The Provider may increase the fees for any renewal term, and may also increase the fees </w:t>
+        <w:t xml:space="preserve">The Customer shall pay the fees set out in each Order Form. Undisputed invoices are payable within thirty (30) days of the invoice date, and the Customer may withhold any amount it disputes in good faith pending resolution. The Provider may increase the fees for any renewal term, and may also increase the fees during a term </w:t>
       </w:r>
-      <w:commentRangeStart w:id="10"/>
-      <w:del w:id="18" w:author="LQ.AI Commercial counsel" w:date="2026-06-24T09:37:11Z" w16du:dateUtc="2026-06-24T09:37:11Z">
+      <w:commentRangeStart w:id="9"/>
+      <w:del w:id="26" w:author="LQ.AI Commercial counsel" w:date="2026-06-24T13:29:16Z" w16du:dateUtc="2026-06-24T13:29:16Z">
         <w:r>
-          <w:delText>during a term at any time in its sole discretion on thirty (30) days notice</w:delText>
+          <w:delText>at any time in its sole discretion on thirty (30) days notice</w:delText>
         </w:r>
       </w:del>
-      <w:ins w:id="19" w:author="LQ.AI Commercial counsel" w:date="2026-06-24T09:37:11Z" w16du:dateUtc="2026-06-24T09:37:11Z">
+      <w:ins w:id="27" w:author="LQ.AI Commercial counsel" w:date="2026-06-24T13:29:16Z" w16du:dateUtc="2026-06-24T13:29:16Z">
         <w:r>
-          <w:t>for a renewal term on not less than thirty (30) days notice prior to the start of that renewal term</w:t>
+          <w:t>by mutual written agreement of the parties</w:t>
         </w:r>
       </w:ins>
-      <w:commentRangeEnd w:id="10"/>
+      <w:commentRangeEnd w:id="9"/>
       <w:r>
         <w:rPr>
           <w:rStyle w:val="CommentReference"/>
         </w:rPr>
-        <w:commentReference w:id="10"/>
+        <w:commentReference w:id="9"/>
       </w:r>
       <w:r>
         <w:t>. Fees are exclusive of taxes, which the Customer is responsible for other than taxes on the Provider's income.</w:t>
@@ -74,18 +74,18 @@
       <w:r>
         <w:t xml:space="preserve">The Provider warrants that the Services will perform materially in accordance with the applicable documentation during the term, and that it will provide the professional services in a professional and workmanlike manner. If the Services do not conform, the Provider will use reasonable efforts to correct the non-conformity, and if it cannot do so within thirty (30) days the Customer may terminate the affected Order Form and receive a refund of prepaid, unused fees. EXCEPT FOR THE EXPRESS WARRANTIES IN THIS SECTION, THE SERVICES AND DELIVERABLES ARE PROVIDED AS IS AND THE PROVIDER DISCLAIMS ALL OTHER WARRANTIES, INCLUDING THE IMPLIED WARRANTIES OF MERCHANTABILITY, FITNESS FOR A PARTICULAR PURPOSE, </w:t>
       </w:r>
-      <w:commentRangeStart w:id="9"/>
-      <w:del w:id="17" w:author="LQ.AI Commercial counsel" w:date="2026-06-24T09:37:11Z" w16du:dateUtc="2026-06-24T09:37:11Z">
+      <w:commentRangeStart w:id="8"/>
+      <w:del w:id="25" w:author="LQ.AI Commercial counsel" w:date="2026-06-24T13:29:16Z" w16du:dateUtc="2026-06-24T13:29:16Z">
         <w:r>
           <w:delText xml:space="preserve">NON-INFRINGEMENT, </w:delText>
         </w:r>
       </w:del>
-      <w:commentRangeEnd w:id="9"/>
+      <w:commentRangeEnd w:id="8"/>
       <w:r>
         <w:rPr>
           <w:rStyle w:val="CommentReference"/>
         </w:rPr>
-        <w:commentReference w:id="9"/>
+        <w:commentReference w:id="8"/>
       </w:r>
       <w:r>
         <w:t>AND ANY WARRANTY THAT THE SERVICES WILL BE UNINTERRUPTED OR ERROR-FREE.</w:t>
@@ -101,38 +101,12 @@
     </w:p>
     <w:p>
       <w:r>
-        <w:t xml:space="preserve">As between the parties, each party retains all right, title and interest in and to its own background intellectual property, being intellectual property owned or developed independently of this Agreement. The Provider retains all right, title and interest in the Services and its platform. All right, title and interest in the </w:t>
-      </w:r>
-      <w:commentRangeStart w:id="8"/>
-      <w:del w:id="15" w:author="LQ.AI Commercial counsel" w:date="2026-06-24T09:37:11Z" w16du:dateUtc="2026-06-24T09:37:11Z">
-        <w:r>
-          <w:delText>Deliverables, and in any configurations and customisations developed under a Statement of Work,</w:delText>
-        </w:r>
-      </w:del>
-      <w:ins w:id="16" w:author="LQ.AI Commercial counsel" w:date="2026-06-24T09:37:11Z" w16du:dateUtc="2026-06-24T09:37:11Z">
-        <w:r>
-          <w:t>Deliverables shall vest in the Customer. The configurations and customisations developed under a Statement of Work</w:t>
-        </w:r>
-      </w:ins>
-      <w:commentRangeEnd w:id="8"/>
-      <w:r>
-        <w:rPr>
-          <w:rStyle w:val="CommentReference"/>
-        </w:rPr>
-        <w:commentReference w:id="8"/>
-      </w:r>
-      <w:r>
-        <w:t xml:space="preserve"> shall vest exclusively in the Provider on creation, and the </w:t>
+        <w:t>As between the parties, each party retains all right, title and interest in and to its own background intellectual property, being intellectual property owned or developed independently of this Agreement. The Provider retains all right, title and interest in the Services and its platform. All right, title and interest in the Deliverables, and in any configurations and customisations developed under a Statement of Work</w:t>
       </w:r>
       <w:commentRangeStart w:id="7"/>
-      <w:del w:id="13" w:author="LQ.AI Commercial counsel" w:date="2026-06-24T09:37:11Z" w16du:dateUtc="2026-06-24T09:37:11Z">
+      <w:ins w:id="24" w:author="LQ.AI Commercial counsel" w:date="2026-06-24T13:29:16Z" w16du:dateUtc="2026-06-24T13:29:16Z">
         <w:r>
-          <w:delText>Customer receives only a non-exclusive licence to use them</w:delText>
-        </w:r>
-      </w:del>
-      <w:ins w:id="14" w:author="LQ.AI Commercial counsel" w:date="2026-06-24T09:37:11Z" w16du:dateUtc="2026-06-24T09:37:11Z">
-        <w:r>
-          <w:t>Provider grants the Customer a perpetual, irrevocable, fully paid-up, worldwide, non-exclusive licence to use the configurations and customisations</w:t>
+          <w:t xml:space="preserve"> for the Customer</w:t>
         </w:r>
       </w:ins>
       <w:commentRangeEnd w:id="7"/>
@@ -142,6 +116,32 @@
         </w:rPr>
         <w:commentReference w:id="7"/>
       </w:r>
+      <w:r>
+        <w:t xml:space="preserve">, shall vest exclusively in the </w:t>
+      </w:r>
+      <w:del w:id="22" w:author="LQ.AI Commercial counsel" w:date="2026-06-24T13:29:16Z" w16du:dateUtc="2026-06-24T13:29:16Z">
+        <w:r>
+          <w:delText>Provider</w:delText>
+        </w:r>
+      </w:del>
+      <w:ins w:id="23" w:author="LQ.AI Commercial counsel" w:date="2026-06-24T13:29:16Z" w16du:dateUtc="2026-06-24T13:29:16Z">
+        <w:r>
+          <w:t>Customer</w:t>
+        </w:r>
+      </w:ins>
+      <w:r>
+        <w:t xml:space="preserve"> on creation, </w:t>
+      </w:r>
+      <w:del w:id="20" w:author="LQ.AI Commercial counsel" w:date="2026-06-24T13:29:16Z" w16du:dateUtc="2026-06-24T13:29:16Z">
+        <w:r>
+          <w:delText>and the Customer receives only a non-exclusive licence to use them</w:delText>
+        </w:r>
+      </w:del>
+      <w:ins w:id="21" w:author="LQ.AI Commercial counsel" w:date="2026-06-24T13:29:16Z" w16du:dateUtc="2026-06-24T13:29:16Z">
+        <w:r>
+          <w:t>provided that the Provider retains ownership of its pre-existing intellectual property. The Customer receives a perpetual, non-exclusive, worldwide licence to use any Provider intellectual property incorporated in the Deliverables</w:t>
+        </w:r>
+      </w:ins>
       <w:r>
         <w:t xml:space="preserve"> for its internal business purposes. Each party may use any general skills, know-how and feedback arising from the engagement.</w:t>
       </w:r>
@@ -156,17 +156,17 @@
     </w:p>
     <w:p>
       <w:r>
-        <w:t xml:space="preserve">The Provider shall defend the Customer against any third-party claim that the Services as provided infringe a patent, copyright or trade secret of that third party, and shall indemnify the Customer against damages finally awarded. The Customer shall indemnify, defend and hold harmless the Provider against any and all claims, losses and expenses </w:t>
+        <w:t xml:space="preserve">The Provider shall defend the Customer against any third-party claim that the Services as provided infringe a patent, copyright or trade secret of that third party, and shall indemnify the Customer against damages finally awarded. The Customer shall indemnify, defend and hold harmless the Provider against any and all claims, losses and expenses arising from or in connection with the Customer's </w:t>
       </w:r>
       <w:commentRangeStart w:id="6"/>
-      <w:del w:id="11" w:author="LQ.AI Commercial counsel" w:date="2026-06-24T09:37:11Z" w16du:dateUtc="2026-06-24T09:37:11Z">
+      <w:del w:id="18" w:author="LQ.AI Commercial counsel" w:date="2026-06-24T13:29:16Z" w16du:dateUtc="2026-06-24T13:29:16Z">
         <w:r>
-          <w:delText>arising from or in connection with the Customer's</w:delText>
+          <w:delText>use</w:delText>
         </w:r>
       </w:del>
-      <w:ins w:id="12" w:author="LQ.AI Commercial counsel" w:date="2026-06-24T09:37:11Z" w16du:dateUtc="2026-06-24T09:37:11Z">
+      <w:ins w:id="19" w:author="LQ.AI Commercial counsel" w:date="2026-06-24T13:29:16Z" w16du:dateUtc="2026-06-24T13:29:16Z">
         <w:r>
-          <w:t>to the extent arising from the Customer's breach of this Agreement or violation of applicable law in its</w:t>
+          <w:t>breach</w:t>
         </w:r>
       </w:ins>
       <w:commentRangeEnd w:id="6"/>
@@ -177,17 +177,25 @@
         <w:commentReference w:id="6"/>
       </w:r>
       <w:r>
-        <w:t xml:space="preserve"> use of the Services. The party seeking indemnity shall give the indemnifying party prompt written notice of the claim, shall permit the indemnifying party to control the defence and settlement of the claim, and shall provide reasonable cooperation at the indemnifying party's expense; provided that the indemnifying party may </w:t>
+        <w:t xml:space="preserve"> of </w:t>
+      </w:r>
+      <w:del w:id="16" w:author="LQ.AI Commercial counsel" w:date="2026-06-24T13:29:16Z" w16du:dateUtc="2026-06-24T13:29:16Z">
+        <w:r>
+          <w:delText>the Services</w:delText>
+        </w:r>
+      </w:del>
+      <w:ins w:id="17" w:author="LQ.AI Commercial counsel" w:date="2026-06-24T13:29:16Z" w16du:dateUtc="2026-06-24T13:29:16Z">
+        <w:r>
+          <w:t>this Agreement or violation of applicable law</w:t>
+        </w:r>
+      </w:ins>
+      <w:r>
+        <w:t xml:space="preserve">. The party seeking indemnity shall give the indemnifying party prompt written notice of the claim, shall permit the indemnifying party to control the defence and settlement of the claim, and shall provide reasonable cooperation at the indemnifying party's expense; provided that the indemnifying party may </w:t>
       </w:r>
       <w:commentRangeStart w:id="5"/>
-      <w:del w:id="9" w:author="LQ.AI Commercial counsel" w:date="2026-06-24T09:37:11Z" w16du:dateUtc="2026-06-24T09:37:11Z">
+      <w:ins w:id="15" w:author="LQ.AI Commercial counsel" w:date="2026-06-24T13:29:16Z" w16du:dateUtc="2026-06-24T13:29:16Z">
         <w:r>
-          <w:delText>settle any claim in its sole discretion.</w:delText>
-        </w:r>
-      </w:del>
-      <w:ins w:id="10" w:author="LQ.AI Commercial counsel" w:date="2026-06-24T09:37:11Z" w16du:dateUtc="2026-06-24T09:37:11Z">
-        <w:r>
-          <w:t>not settle any claim in a manner that imposes any liability, admission of fault, or restriction on the other party without that party's prior written consent.</w:t>
+          <w:t xml:space="preserve">not </w:t>
         </w:r>
       </w:ins>
       <w:commentRangeEnd w:id="5"/>
@@ -196,6 +204,22 @@
           <w:rStyle w:val="CommentReference"/>
         </w:rPr>
         <w:commentReference w:id="5"/>
+      </w:r>
+      <w:r>
+        <w:t xml:space="preserve">settle any claim </w:t>
+      </w:r>
+      <w:del w:id="13" w:author="LQ.AI Commercial counsel" w:date="2026-06-24T13:29:16Z" w16du:dateUtc="2026-06-24T13:29:16Z">
+        <w:r>
+          <w:delText>in its sole discretion</w:delText>
+        </w:r>
+      </w:del>
+      <w:ins w:id="14" w:author="LQ.AI Commercial counsel" w:date="2026-06-24T13:29:16Z" w16du:dateUtc="2026-06-24T13:29:16Z">
+        <w:r>
+          <w:t>without the indemnified party's prior written consent, which shall not be unreasonably withheld or conditioned</w:t>
+        </w:r>
+      </w:ins>
+      <w:r>
+        <w:t>.</w:t>
       </w:r>
     </w:p>
     <w:p>
@@ -208,17 +232,12 @@
     </w:p>
     <w:p>
       <w:r>
-        <w:t xml:space="preserve">Except for the excluded matters described below, neither party shall be liable for any indirect, incidental, special, consequential or punitive damages, or for any loss of profits, revenue, goodwill or anticipated savings, arising out of or in connection with this Agreement, even if advised of the possibility of such </w:t>
+        <w:t xml:space="preserve">Except for the excluded matters described below, neither party shall be liable for any indirect, incidental, special, consequential or punitive damages, or for any loss of profits, revenue, goodwill or anticipated savings, arising out of or in connection with this Agreement, even if advised of the possibility of such damages. </w:t>
       </w:r>
       <w:commentRangeStart w:id="4"/>
-      <w:del w:id="7" w:author="LQ.AI Commercial counsel" w:date="2026-06-24T09:37:11Z" w16du:dateUtc="2026-06-24T09:37:11Z">
+      <w:ins w:id="12" w:author="LQ.AI Commercial counsel" w:date="2026-06-24T13:29:16Z" w16du:dateUtc="2026-06-24T13:29:16Z">
         <w:r>
-          <w:delText>damages.</w:delText>
-        </w:r>
-      </w:del>
-      <w:ins w:id="8" w:author="LQ.AI Commercial counsel" w:date="2026-06-24T09:37:11Z" w16du:dateUtc="2026-06-24T09:37:11Z">
-        <w:r>
-          <w:t>damages; provided that loss of Customer Data shall be deemed direct damages and not subject to this exclusion.</w:t>
+          <w:t xml:space="preserve">For the avoidance of doubt, loss or corruption of Customer Data shall be deemed direct damages and shall not be subject to the exclusion in the preceding sentence. </w:t>
         </w:r>
       </w:ins>
       <w:commentRangeEnd w:id="4"/>
@@ -229,17 +248,17 @@
         <w:commentReference w:id="4"/>
       </w:r>
       <w:r>
-        <w:t xml:space="preserve"> Except for the excluded matters described below, each party's total aggregate liability arising out of or in connection with this Agreement shall not exceed the total fees paid or payable by the Customer under the applicable Order Form in the </w:t>
+        <w:t xml:space="preserve">Except for the excluded matters described below, each party's total aggregate liability arising out of or in connection with this Agreement shall not exceed the total fees paid or payable by the Customer under the applicable Order Form in the </w:t>
       </w:r>
       <w:commentRangeStart w:id="3"/>
-      <w:del w:id="5" w:author="LQ.AI Commercial counsel" w:date="2026-06-24T09:37:11Z" w16du:dateUtc="2026-06-24T09:37:11Z">
+      <w:del w:id="10" w:author="LQ.AI Commercial counsel" w:date="2026-06-24T13:29:16Z" w16du:dateUtc="2026-06-24T13:29:16Z">
         <w:r>
-          <w:delText>six (6)</w:delText>
+          <w:delText>six</w:delText>
         </w:r>
       </w:del>
-      <w:ins w:id="6" w:author="LQ.AI Commercial counsel" w:date="2026-06-24T09:37:11Z" w16du:dateUtc="2026-06-24T09:37:11Z">
+      <w:ins w:id="11" w:author="LQ.AI Commercial counsel" w:date="2026-06-24T13:29:16Z" w16du:dateUtc="2026-06-24T13:29:16Z">
         <w:r>
-          <w:t>twelve (12)</w:t>
+          <w:t>twelve</w:t>
         </w:r>
       </w:ins>
       <w:commentRangeEnd w:id="3"/>
@@ -250,17 +269,30 @@
         <w:commentReference w:id="3"/>
       </w:r>
       <w:r>
-        <w:t xml:space="preserve"> months preceding the event giving rise to the claim. The excluded matters, to which no limitation or exclusion in this section applies, are </w:t>
+        <w:t xml:space="preserve"> (</w:t>
+      </w:r>
+      <w:del w:id="8" w:author="LQ.AI Commercial counsel" w:date="2026-06-24T13:29:16Z" w16du:dateUtc="2026-06-24T13:29:16Z">
+        <w:r>
+          <w:delText>6</w:delText>
+        </w:r>
+      </w:del>
+      <w:ins w:id="9" w:author="LQ.AI Commercial counsel" w:date="2026-06-24T13:29:16Z" w16du:dateUtc="2026-06-24T13:29:16Z">
+        <w:r>
+          <w:t>12</w:t>
+        </w:r>
+      </w:ins>
+      <w:r>
+        <w:t>) months preceding the event giving rise to the claim. The excluded matters, to which no limitation or exclusion in this section applies, are liability for death or personal injury caused by negligence</w:t>
       </w:r>
       <w:commentRangeStart w:id="2"/>
-      <w:del w:id="3" w:author="LQ.AI Commercial counsel" w:date="2026-06-24T09:37:11Z" w16du:dateUtc="2026-06-24T09:37:11Z">
+      <w:del w:id="6" w:author="LQ.AI Commercial counsel" w:date="2026-06-24T13:29:16Z" w16du:dateUtc="2026-06-24T13:29:16Z">
         <w:r>
-          <w:delText>liability for death or personal injury caused by negligence and liability for fraud or fraudulent misrepresentation.</w:delText>
+          <w:delText xml:space="preserve"> and</w:delText>
         </w:r>
       </w:del>
-      <w:ins w:id="4" w:author="LQ.AI Commercial counsel" w:date="2026-06-24T09:37:11Z" w16du:dateUtc="2026-06-24T09:37:11Z">
+      <w:ins w:id="7" w:author="LQ.AI Commercial counsel" w:date="2026-06-24T13:29:16Z" w16du:dateUtc="2026-06-24T13:29:16Z">
         <w:r>
-          <w:t>(a) liability for death or personal injury caused by negligence, (b) liability for fraud or fraudulent misrepresentation, (c) liability for breach of confidentiality, (d) liability for breach of data protection obligations, and (e) liability for infringement of the other party's intellectual property rights.</w:t>
+          <w:t>,</w:t>
         </w:r>
       </w:ins>
       <w:commentRangeEnd w:id="2"/>
@@ -271,17 +303,25 @@
         <w:commentReference w:id="2"/>
       </w:r>
       <w:r>
-        <w:t xml:space="preserve"> No claim may be brought under this Agreement more than </w:t>
+        <w:t xml:space="preserve"> liability for fraud or fraudulent misrepresentation</w:t>
+      </w:r>
+      <w:ins w:id="5" w:author="LQ.AI Commercial counsel" w:date="2026-06-24T13:29:16Z" w16du:dateUtc="2026-06-24T13:29:16Z">
+        <w:r>
+          <w:t>, liability for breach of confidentiality, liability for breach of data protection obligations, and liability for infringement of the other party's intellectual property rights</w:t>
+        </w:r>
+      </w:ins>
+      <w:r>
+        <w:t xml:space="preserve">. No claim may be brought under this Agreement more than </w:t>
       </w:r>
       <w:commentRangeStart w:id="1"/>
-      <w:del w:id="1" w:author="LQ.AI Commercial counsel" w:date="2026-06-24T09:37:11Z" w16du:dateUtc="2026-06-24T09:37:11Z">
+      <w:del w:id="3" w:author="LQ.AI Commercial counsel" w:date="2026-06-24T13:29:16Z" w16du:dateUtc="2026-06-24T13:29:16Z">
         <w:r>
-          <w:delText>six (6)</w:delText>
+          <w:delText>six</w:delText>
         </w:r>
       </w:del>
-      <w:ins w:id="2" w:author="LQ.AI Commercial counsel" w:date="2026-06-24T09:37:11Z" w16du:dateUtc="2026-06-24T09:37:11Z">
+      <w:ins w:id="4" w:author="LQ.AI Commercial counsel" w:date="2026-06-24T13:29:16Z" w16du:dateUtc="2026-06-24T13:29:16Z">
         <w:r>
-          <w:t>twelve (12)</w:t>
+          <w:t>twenty-four</w:t>
         </w:r>
       </w:ins>
       <w:commentRangeEnd w:id="1"/>
@@ -292,7 +332,20 @@
         <w:commentReference w:id="1"/>
       </w:r>
       <w:r>
-        <w:t xml:space="preserve"> months after the date on which the cause of action first arose.</w:t>
+        <w:t xml:space="preserve"> (</w:t>
+      </w:r>
+      <w:del w:id="1" w:author="LQ.AI Commercial counsel" w:date="2026-06-24T13:29:16Z" w16du:dateUtc="2026-06-24T13:29:16Z">
+        <w:r>
+          <w:delText>6</w:delText>
+        </w:r>
+      </w:del>
+      <w:ins w:id="2" w:author="LQ.AI Commercial counsel" w:date="2026-06-24T13:29:16Z" w16du:dateUtc="2026-06-24T13:29:16Z">
+        <w:r>
+          <w:t>24</w:t>
+        </w:r>
+      </w:ins>
+      <w:r>
+        <w:t>) months after the date on which the cause of action first arose.</w:t>
       </w:r>
     </w:p>
     <w:p>
@@ -333,7 +386,7 @@
 
 <file path=word/comments1.xml><?xml version="1.0" encoding="utf-8"?>
 <w:comments xmlns:w="http://schemas.openxmlformats.org/wordprocessingml/2006/main" xmlns:w14="http://schemas.microsoft.com/office/word/2010/wordml" xmlns:w15="http://schemas.microsoft.com/office/word/2012/wordml" xmlns:w16cid="http://schemas.microsoft.com/office/word/2016/wordml/cid" xmlns:w16cex="http://schemas.microsoft.com/office/word/2018/wordml/cex" xmlns:mc="http://schemas.openxmlformats.org/markup-compatibility/2006" mc:Ignorable="w14 w15 w16cid w16cex">
-  <w:comment w:id="1" w:author="LQ.AI Commercial counsel" w:date="2026-06-24T09:37:11Z" w:initials="LCC">
+  <w:comment w:id="1" w:author="LQ.AI Commercial counsel" w:date="2026-06-24T13:29:16Z" w:initials="LCC">
     <w:p>
       <w:pPr>
         <w:pStyle w:val="CommentText"/>
@@ -345,11 +398,11 @@
         <w:annotationRef/>
       </w:r>
       <w:r>
-        <w:t>A six-month contractual limitation period is unusually restrictive and may be unenforceable; twelve months is more balanced.</w:t>
+        <w:t>A six-month time-bar is unusually short and could bar valid claims before the Customer reasonably discovers them. The statutory limitations period in New York is six years; 24 months is a proportionate contractual shortening.</w:t>
       </w:r>
     </w:p>
   </w:comment>
-  <w:comment w:id="2" w:author="LQ.AI Commercial counsel" w:date="2026-06-24T09:37:11Z" w:initials="LCC">
+  <w:comment w:id="2" w:author="LQ.AI Commercial counsel" w:date="2026-06-24T13:29:16Z" w:initials="LCC">
     <w:p>
       <w:pPr>
         <w:pStyle w:val="CommentText"/>
@@ -361,11 +414,11 @@
         <w:annotationRef/>
       </w:r>
       <w:r>
-        <w:t>Standard customer-protection carve-outs — confidentiality, data protection, and IP infringement are high-risk areas where a fee-based cap is inadequate.</w:t>
+        <w:t>Breach of confidentiality and data protection obligations carry unquantifiable reputational and regulatory risk that cannot be remedied within a fee-based cap. IP infringement liability should match the Provider's express indemnity in §5.</w:t>
       </w:r>
     </w:p>
   </w:comment>
-  <w:comment w:id="3" w:author="LQ.AI Commercial counsel" w:date="2026-06-24T09:37:11Z" w:initials="LCC">
+  <w:comment w:id="3" w:author="LQ.AI Commercial counsel" w:date="2026-06-24T13:29:16Z" w:initials="LCC">
     <w:p>
       <w:pPr>
         <w:pStyle w:val="CommentText"/>
@@ -377,11 +430,11 @@
         <w:annotationRef/>
       </w:r>
       <w:r>
-        <w:t>A six-month fee lookback is unusually short; twelve months aligns with standard enterprise SaaS practice.</w:t>
+        <w:t>A six-month fee cap is too narrow for an ongoing subscription relationship. Twelve months is a more proportionate cap aligned with standard enterprise SaaS practice.</w:t>
       </w:r>
     </w:p>
   </w:comment>
-  <w:comment w:id="4" w:author="LQ.AI Commercial counsel" w:date="2026-06-24T09:37:11Z" w:initials="LCC">
+  <w:comment w:id="4" w:author="LQ.AI Commercial counsel" w:date="2026-06-24T13:29:16Z" w:initials="LCC">
     <w:p>
       <w:pPr>
         <w:pStyle w:val="CommentText"/>
@@ -393,11 +446,11 @@
         <w:annotationRef/>
       </w:r>
       <w:r>
-        <w:t>Loss of the Customer's data is a foreseeable direct consequence of service failure and should not be categorised as indirect damage.</w:t>
+        <w:t>Loss of Customer Data can cause real operational harm that a court could characterise as consequential. Deeming it direct loss ensures the Customer can recover for data loss without overcoming the indirect-damages bar.</w:t>
       </w:r>
     </w:p>
   </w:comment>
-  <w:comment w:id="5" w:author="LQ.AI Commercial counsel" w:date="2026-06-24T09:37:11Z" w:initials="LCC">
+  <w:comment w:id="5" w:author="LQ.AI Commercial counsel" w:date="2026-06-24T13:29:16Z" w:initials="LCC">
     <w:p>
       <w:pPr>
         <w:pStyle w:val="CommentText"/>
@@ -409,11 +462,11 @@
         <w:annotationRef/>
       </w:r>
       <w:r>
-        <w:t>The indemnified party should have a veto over settlements that affect its own rights, reputation or obligations.</w:t>
+        <w:t>Unilateral settlement discretion could allow the indemnifying party to settle a claim in a way that admits fault or imposes obligations on the indemnified party without its consent. Mutual consent protection is standard.</w:t>
       </w:r>
     </w:p>
   </w:comment>
-  <w:comment w:id="6" w:author="LQ.AI Commercial counsel" w:date="2026-06-24T09:37:11Z" w:initials="LCC">
+  <w:comment w:id="6" w:author="LQ.AI Commercial counsel" w:date="2026-06-24T13:29:16Z" w:initials="LCC">
     <w:p>
       <w:pPr>
         <w:pStyle w:val="CommentText"/>
@@ -425,11 +478,11 @@
         <w:annotationRef/>
       </w:r>
       <w:r>
-        <w:t>Customer indemnity should not cover claims caused by the Provider's own acts or omissions; limit to the Customer's own wrongful conduct.</w:t>
+        <w:t>The current trigger — 'arising from or in connection with the Customer's use of the Services' — is overbroad and could capture claims caused by the Provider's own acts or omissions. Narrowing to breach or legal violation aligns with standard commercial practice.</w:t>
       </w:r>
     </w:p>
   </w:comment>
-  <w:comment w:id="7" w:author="LQ.AI Commercial counsel" w:date="2026-06-24T09:37:11Z" w:initials="LCC">
+  <w:comment w:id="7" w:author="LQ.AI Commercial counsel" w:date="2026-06-24T13:29:16Z" w:initials="LCC">
     <w:p>
       <w:pPr>
         <w:pStyle w:val="CommentText"/>
@@ -441,11 +494,11 @@
         <w:annotationRef/>
       </w:r>
       <w:r>
-        <w:t>Customer's investment in configurations and customisations should be protected by a perpetual license, not one that expires with the agreement.</w:t>
+        <w:t>The Customer pays for Deliverables and configurations custom-built for its needs; the party commissioning and funding the work should own the resulting work product. Provider's pre-existing tools are protected by the ownership carve-out.</w:t>
       </w:r>
     </w:p>
   </w:comment>
-  <w:comment w:id="8" w:author="LQ.AI Commercial counsel" w:date="2026-06-24T09:37:11Z" w:initials="LCC">
+  <w:comment w:id="8" w:author="LQ.AI Commercial counsel" w:date="2026-06-24T13:29:16Z" w:initials="LCC">
     <w:p>
       <w:pPr>
         <w:pStyle w:val="CommentText"/>
@@ -457,11 +510,11 @@
         <w:annotationRef/>
       </w:r>
       <w:r>
-        <w:t>Customer pays for Deliverables and should own the custom work product created for its benefit.</w:t>
+        <w:t>Disclaiming the implied warranty of non-infringement contradicts the Provider's express IP indemnity in §5 and would leave the Customer unprotected if the Services unknowingly infringe a third party's rights.</w:t>
       </w:r>
     </w:p>
   </w:comment>
-  <w:comment w:id="9" w:author="LQ.AI Commercial counsel" w:date="2026-06-24T09:37:11Z" w:initials="LCC">
+  <w:comment w:id="9" w:author="LQ.AI Commercial counsel" w:date="2026-06-24T13:29:16Z" w:initials="LCC">
     <w:p>
       <w:pPr>
         <w:pStyle w:val="CommentText"/>
@@ -473,23 +526,7 @@
         <w:annotationRef/>
       </w:r>
       <w:r>
-        <w:t>Non-infringement warranty should not be disclaimed; it is fundamental and consistent with the Provider's own IP indemnity in Section 5.</w:t>
-      </w:r>
-    </w:p>
-  </w:comment>
-  <w:comment w:id="10" w:author="LQ.AI Commercial counsel" w:date="2026-06-24T09:37:11Z" w:initials="LCC">
-    <w:p>
-      <w:pPr>
-        <w:pStyle w:val="CommentText"/>
-      </w:pPr>
-      <w:r>
-        <w:rPr>
-          <w:rStyle w:val="CommentReference"/>
-        </w:rPr>
-        <w:annotationRef/>
-      </w:r>
-      <w:r>
-        <w:t>Pricing must be fixed for the then-current term; mid-term unilateral increases are market-unfair and should be removed.</w:t>
+        <w:t>A unilateral mid-term fee increase locks the Customer into unanticipated costs with no recourse. Any in-term pricing change should require both parties' consent, while renewal-period increases remain flexible.</w:t>
       </w:r>
     </w:p>
   </w:comment>
@@ -498,46 +535,43 @@
 
 <file path=word/commentsExtended1.xml><?xml version="1.0" encoding="utf-8"?>
 <w15:commentsEx xmlns:w15="http://schemas.microsoft.com/office/word/2012/wordml">
-  <w15:commentEx w15:paraId="BFAE97E3" w15:done="0"/>
-  <w15:commentEx w15:paraId="94795C18" w15:done="0"/>
-  <w15:commentEx w15:paraId="3C3690AC" w15:done="0"/>
-  <w15:commentEx w15:paraId="00CED4CB" w15:done="0"/>
-  <w15:commentEx w15:paraId="2F348325" w15:done="0"/>
-  <w15:commentEx w15:paraId="41E6462D" w15:done="0"/>
-  <w15:commentEx w15:paraId="E26290D0" w15:done="0"/>
-  <w15:commentEx w15:paraId="2A17AEDB" w15:done="0"/>
-  <w15:commentEx w15:paraId="600C6C09" w15:done="0"/>
-  <w15:commentEx w15:paraId="57FC1B1C" w15:done="0"/>
+  <w15:commentEx w15:paraId="F703D796" w15:done="0"/>
+  <w15:commentEx w15:paraId="8D7942F4" w15:done="0"/>
+  <w15:commentEx w15:paraId="B3833AC6" w15:done="0"/>
+  <w15:commentEx w15:paraId="B6941771" w15:done="0"/>
+  <w15:commentEx w15:paraId="59D82BAD" w15:done="0"/>
+  <w15:commentEx w15:paraId="27BCF1D5" w15:done="0"/>
+  <w15:commentEx w15:paraId="88A3A81B" w15:done="0"/>
+  <w15:commentEx w15:paraId="D34146F8" w15:done="0"/>
+  <w15:commentEx w15:paraId="58707339" w15:done="0"/>
 </w15:commentsEx>
 </file>
 
 <file path=word/commentsExtensible1.xml><?xml version="1.0" encoding="utf-8"?>
 <w16cex:commentsExtensible xmlns:w16cex="http://schemas.microsoft.com/office/word/2018/wordml/cex">
-  <w16cex:commentExtensible w16cex:durableId="63806EC6" w16cex:dateUtc="2026-06-24T09:37:11Z"/>
-  <w16cex:commentExtensible w16cex:durableId="75E8F145" w16cex:dateUtc="2026-06-24T09:37:11Z"/>
-  <w16cex:commentExtensible w16cex:durableId="37ED26FF" w16cex:dateUtc="2026-06-24T09:37:11Z"/>
-  <w16cex:commentExtensible w16cex:durableId="051413B4" w16cex:dateUtc="2026-06-24T09:37:11Z"/>
-  <w16cex:commentExtensible w16cex:durableId="A69D15D8" w16cex:dateUtc="2026-06-24T09:37:11Z"/>
-  <w16cex:commentExtensible w16cex:durableId="E1A3E95D" w16cex:dateUtc="2026-06-24T09:37:11Z"/>
-  <w16cex:commentExtensible w16cex:durableId="E200D056" w16cex:dateUtc="2026-06-24T09:37:11Z"/>
-  <w16cex:commentExtensible w16cex:durableId="053245F4" w16cex:dateUtc="2026-06-24T09:37:11Z"/>
-  <w16cex:commentExtensible w16cex:durableId="D2B3DA15" w16cex:dateUtc="2026-06-24T09:37:11Z"/>
-  <w16cex:commentExtensible w16cex:durableId="B7E536D2" w16cex:dateUtc="2026-06-24T09:37:11Z"/>
+  <w16cex:commentExtensible w16cex:durableId="DCF6C98A" w16cex:dateUtc="2026-06-24T13:29:16Z"/>
+  <w16cex:commentExtensible w16cex:durableId="F4C97563" w16cex:dateUtc="2026-06-24T13:29:16Z"/>
+  <w16cex:commentExtensible w16cex:durableId="7F21B1D9" w16cex:dateUtc="2026-06-24T13:29:16Z"/>
+  <w16cex:commentExtensible w16cex:durableId="0659E4E7" w16cex:dateUtc="2026-06-24T13:29:16Z"/>
+  <w16cex:commentExtensible w16cex:durableId="6FA16996" w16cex:dateUtc="2026-06-24T13:29:16Z"/>
+  <w16cex:commentExtensible w16cex:durableId="E01D6FE4" w16cex:dateUtc="2026-06-24T13:29:16Z"/>
+  <w16cex:commentExtensible w16cex:durableId="19E8A32B" w16cex:dateUtc="2026-06-24T13:29:16Z"/>
+  <w16cex:commentExtensible w16cex:durableId="7A28F6C7" w16cex:dateUtc="2026-06-24T13:29:16Z"/>
+  <w16cex:commentExtensible w16cex:durableId="6120C55D" w16cex:dateUtc="2026-06-24T13:29:16Z"/>
 </w16cex:commentsExtensible>
 </file>
 
 <file path=word/commentsIds1.xml><?xml version="1.0" encoding="utf-8"?>
 <w16cid:commentsIds xmlns:w16cid="http://schemas.microsoft.com/office/word/2016/wordml/cid">
-  <w16cid:commentId w16cid:paraId="BFAE97E3" w16cid:durableId="63806EC6"/>
-  <w16cid:commentId w16cid:paraId="94795C18" w16cid:durableId="75E8F145"/>
-  <w16cid:commentId w16cid:paraId="3C3690AC" w16cid:durableId="37ED26FF"/>
-  <w16cid:commentId w16cid:paraId="00CED4CB" w16cid:durableId="051413B4"/>
-  <w16cid:commentId w16cid:paraId="2F348325" w16cid:durableId="A69D15D8"/>
-  <w16cid:commentId w16cid:paraId="41E6462D" w16cid:durableId="E1A3E95D"/>
-  <w16cid:commentId w16cid:paraId="E26290D0" w16cid:durableId="E200D056"/>
-  <w16cid:commentId w16cid:paraId="2A17AEDB" w16cid:durableId="053245F4"/>
-  <w16cid:commentId w16cid:paraId="600C6C09" w16cid:durableId="D2B3DA15"/>
-  <w16cid:commentId w16cid:paraId="57FC1B1C" w16cid:durableId="B7E536D2"/>
+  <w16cid:commentId w16cid:paraId="F703D796" w16cid:durableId="DCF6C98A"/>
+  <w16cid:commentId w16cid:paraId="8D7942F4" w16cid:durableId="F4C97563"/>
+  <w16cid:commentId w16cid:paraId="B3833AC6" w16cid:durableId="7F21B1D9"/>
+  <w16cid:commentId w16cid:paraId="B6941771" w16cid:durableId="0659E4E7"/>
+  <w16cid:commentId w16cid:paraId="59D82BAD" w16cid:durableId="6FA16996"/>
+  <w16cid:commentId w16cid:paraId="27BCF1D5" w16cid:durableId="E01D6FE4"/>
+  <w16cid:commentId w16cid:paraId="88A3A81B" w16cid:durableId="19E8A32B"/>
+  <w16cid:commentId w16cid:paraId="D34146F8" w16cid:durableId="7A28F6C7"/>
+  <w16cid:commentId w16cid:paraId="58707339" w16cid:durableId="6120C55D"/>
 </w16cid:commentsIds>
 </file>
 
